--- a/backend/apps/contracts/document_templates/contract_kz.docx
+++ b/backend/apps/contracts/document_templates/contract_kz.docx
@@ -8865,22 +8865,8 @@
               </w:rPr>
             </w:pPr>
             <w:r>
-              <w:t>Томаты</w:t>
-            </w:r>
-            <w:r>
-              <w:rPr>
-                <w:lang w:val="en-US"/>
-              </w:rPr>
-              <w:t xml:space="preserve">/ </w:t>
-            </w:r>
-            <w:proofErr w:type="spellStart"/>
-            <w:r>
-              <w:rPr>
-                <w:lang w:val="en-US"/>
-              </w:rPr>
-              <w:t>Pomidor</w:t>
-            </w:r>
-            <w:proofErr w:type="spellEnd"/>
+              <w:t>{{ product_name_ru }}/ {{ product_name_tk }}</w:t>
+            </w:r>
           </w:p>
         </w:tc>
         <w:tc>
